--- a/Dokumentacja alarmu Pro Alarm v2.docx
+++ b/Dokumentacja alarmu Pro Alarm v2.docx
@@ -45,6 +45,30 @@
     </w:p>
     <w:p>
       <w:pPr>
+        <w:pStyle w:val="Heading3"/>
+        <w:jc w:val="center"/>
+        <w:rPr/>
+      </w:pPr>
+      <w:bookmarkStart w:colFirst="0" w:colLast="0" w:name="_heading=h.rcx5pdg04a13" w:id="1"/>
+      <w:bookmarkEnd w:id="1"/>
+      <w:hyperlink r:id="rId7">
+        <w:r>
+          <w:rPr>
+            <w:color w:val="1155cc"/>
+            <w:u w:val="single"/>
+            <w:rtl w:val="0"/>
+          </w:rPr>
+          <w:t xml:space="preserve">https://github.com/ans-21309/alarm</w:t>
+        </w:r>
+      </w:hyperlink>
+      <w:r>
+        <w:rPr>
+          <w:rtl w:val="0"/>
+        </w:rPr>
+      </w:r>
+    </w:p>
+    <w:p>
+      <w:pPr>
         <w:pStyle w:val="Heading1"/>
         <w:jc w:val="center"/>
         <w:rPr/>
@@ -354,8 +378,8 @@
         <w:jc w:val="center"/>
         <w:rPr/>
       </w:pPr>
-      <w:bookmarkStart w:colFirst="0" w:colLast="0" w:name="_heading=h.h32cnez9ljns" w:id="1"/>
-      <w:bookmarkEnd w:id="1"/>
+      <w:bookmarkStart w:colFirst="0" w:colLast="0" w:name="_heading=h.h32cnez9ljns" w:id="2"/>
+      <w:bookmarkEnd w:id="2"/>
       <w:r>
         <w:rPr>
           <w:rtl w:val="0"/>
@@ -395,8 +419,8 @@
         <w:jc w:val="center"/>
         <w:rPr/>
       </w:pPr>
-      <w:bookmarkStart w:colFirst="0" w:colLast="0" w:name="_heading=h.wze9dxvvfq8r" w:id="2"/>
-      <w:bookmarkEnd w:id="2"/>
+      <w:bookmarkStart w:colFirst="0" w:colLast="0" w:name="_heading=h.wze9dxvvfq8r" w:id="3"/>
+      <w:bookmarkEnd w:id="3"/>
       <w:r>
         <w:rPr>
           <w:rtl w:val="0"/>
@@ -424,7 +448,7 @@
                     <pic:cNvPicPr preferRelativeResize="0"/>
                   </pic:nvPicPr>
                   <pic:blipFill>
-                    <a:blip r:embed="rId7"/>
+                    <a:blip r:embed="rId8"/>
                     <a:srcRect b="0" l="26204" r="26717" t="0"/>
                     <a:stretch>
                       <a:fillRect/>
@@ -456,8 +480,8 @@
         <w:jc w:val="center"/>
         <w:rPr/>
       </w:pPr>
-      <w:bookmarkStart w:colFirst="0" w:colLast="0" w:name="_heading=h.phvd8vc9qynk" w:id="3"/>
-      <w:bookmarkEnd w:id="3"/>
+      <w:bookmarkStart w:colFirst="0" w:colLast="0" w:name="_heading=h.phvd8vc9qynk" w:id="4"/>
+      <w:bookmarkEnd w:id="4"/>
       <w:r>
         <w:rPr>
           <w:rtl w:val="0"/>
@@ -485,7 +509,7 @@
                     <pic:cNvPicPr preferRelativeResize="0"/>
                   </pic:nvPicPr>
                   <pic:blipFill>
-                    <a:blip r:embed="rId8"/>
+                    <a:blip r:embed="rId9"/>
                     <a:srcRect b="0" l="0" r="0" t="0"/>
                     <a:stretch>
                       <a:fillRect/>
@@ -1005,7 +1029,7 @@
 
 <file path=customXML/item1.xml><?xml version="1.0" encoding="utf-8"?>
 <go:gDocsCustomXmlDataStorage xmlns:go="http://customooxmlschemas.google.com/" xmlns:r="http://schemas.openxmlformats.org/officeDocument/2006/relationships" uri="GoogleDocsCustomDataVersion2">
-  <go:docsCustomData xmlns:go="http://customooxmlschemas.google.com/" roundtripDataSignature="AMtx7mi32MYn1iayLo6Tu6TsM3deLfeBZQ==">CgMxLjAyDmguMTluZjU5aGJiYnRsMg5oLmgzMmNuZXo5bGpuczIOaC53emU5ZHh2dmZxOHIyDmgucGh2ZDh2YzlxeW5rOAByITF3RzYyTnBGMFE0RUoxbzMxa1BJR0pXNjNxVG9aaG5GTw==</go:docsCustomData>
+  <go:docsCustomData xmlns:go="http://customooxmlschemas.google.com/" roundtripDataSignature="AMtx7mh36ZAxJRyA3wItuxmdDD2ZgmiYiA==">CgMxLjAyDmguMTluZjU5aGJiYnRsMg5oLnJjeDVwZGcwNGExMzIOaC5oMzJjbmV6OWxqbnMyDmgud3plOWR4dnZmcThyMg5oLnBodmQ4dmM5cXluazgAciExd0c2Mk5wRjBRNEVKMW8zMWtQSUdKVzYzcVRvWmhuRk8=</go:docsCustomData>
 </go:gDocsCustomXmlDataStorage>
 </file>
 
